--- a/bank/task_02/variant_43.docx
+++ b/bank/task_02/variant_43.docx
@@ -5,52 +5,27 @@
     <w:p>
       <w:pPr>
         <w:pStyle w:val="ds-markdown-paragraph"/>
-        <w:spacing w:before="240" w:beforeAutospacing="0" w:after="240" w:afterAutospacing="0"/>
-        <w:ind w:left="360"/>
-        <w:jc w:val="both"/>
+        <w:spacing w:before="0" w:beforeAutospacing="0" w:after="0" w:afterAutospacing="0"/>
         <w:rPr>
-          <w:rFonts w:ascii="Cambria Math" w:hAnsi="Cambria Math" w:cs="Segoe UI"/>
           <w:szCs w:val="28"/>
         </w:rPr>
       </w:pPr>
       <w:r>
         <w:rPr>
-          <w:rFonts w:ascii="Cambria Math" w:hAnsi="Cambria Math" w:cs="Segoe UI"/>
-          <w:bCs/>
-          <w:szCs w:val="28"/>
-        </w:rPr>
-        <w:t xml:space="preserve">Задание 2. (86) </w:t>
-      </w:r>
-      <w:r>
-        <w:rPr>
-          <w:rFonts w:ascii="Cambria Math" w:hAnsi="Cambria Math" w:cs="Segoe UI"/>
-          <w:szCs w:val="28"/>
-        </w:rPr>
-        <w:t>На рисунке жирными точками показана цена нефти на момент закрытия биржевых торгов во все рабочие дни с 4 по 19 апреля 2002 года. По горизонтали указываются числа месяца, по вертикали — цена барреля нефти в долларах США. Для наглядности жирные точки на рисунке соединены линиями. Определите по рисунку, какого числа цена нефти на момент закрытия торгов за данный период впервые составила 25 долларов США за тонну.</w:t>
-      </w:r>
-      <w:r>
-        <w:rPr>
-          <w:rFonts w:ascii="Cambria Math" w:hAnsi="Cambria Math" w:cs="Segoe UI"/>
-          <w:szCs w:val="28"/>
-        </w:rPr>
-        <w:tab/>
-      </w:r>
-    </w:p>
-    <w:p>
-      <w:pPr>
-        <w:rPr>
-          <w:sz w:val="24"/>
-        </w:rPr>
-      </w:pPr>
-      <w:r>
-        <w:rPr>
           <w:noProof/>
-          <w:sz w:val="24"/>
         </w:rPr>
         <w:drawing>
-          <wp:inline distT="0" distB="0" distL="0" distR="0" wp14:anchorId="3F355F5F" wp14:editId="7D98A5C9">
-            <wp:extent cx="5000625" cy="2470598"/>
-            <wp:effectExtent l="0" t="0" r="0" b="6350"/>
+          <wp:anchor distT="0" distB="0" distL="114300" distR="114300" simplePos="0" relativeHeight="251658240" behindDoc="0" locked="0" layoutInCell="1" allowOverlap="1" wp14:anchorId="3D701692" wp14:editId="446D06F8">
+            <wp:simplePos x="0" y="0"/>
+            <wp:positionH relativeFrom="column">
+              <wp:posOffset>3013075</wp:posOffset>
+            </wp:positionH>
+            <wp:positionV relativeFrom="paragraph">
+              <wp:posOffset>60325</wp:posOffset>
+            </wp:positionV>
+            <wp:extent cx="3429000" cy="1694124"/>
+            <wp:effectExtent l="0" t="0" r="0" b="1905"/>
+            <wp:wrapSquare wrapText="bothSides"/>
             <wp:docPr id="43" name="Рисунок 43"/>
             <wp:cNvGraphicFramePr>
               <a:graphicFrameLocks xmlns:a="http://schemas.openxmlformats.org/drawingml/2006/main" noChangeAspect="1"/>
@@ -63,7 +38,22 @@
                     <pic:cNvPicPr/>
                   </pic:nvPicPr>
                   <pic:blipFill>
-                    <a:blip r:embed="rId4"/>
+                    <a:blip r:embed="rId4">
+                      <a:extLst>
+                        <a:ext uri="{BEBA8EAE-BF5A-486C-A8C5-ECC9F3942E4B}">
+                          <a14:imgProps xmlns:a14="http://schemas.microsoft.com/office/drawing/2010/main">
+                            <a14:imgLayer r:embed="rId5">
+                              <a14:imgEffect>
+                                <a14:artisticPhotocopy/>
+                              </a14:imgEffect>
+                            </a14:imgLayer>
+                          </a14:imgProps>
+                        </a:ext>
+                        <a:ext uri="{28A0092B-C50C-407E-A947-70E740481C1C}">
+                          <a14:useLocalDpi xmlns:a14="http://schemas.microsoft.com/office/drawing/2010/main" val="0"/>
+                        </a:ext>
+                      </a:extLst>
+                    </a:blip>
                     <a:stretch>
                       <a:fillRect/>
                     </a:stretch>
@@ -71,7 +61,7 @@
                   <pic:spPr>
                     <a:xfrm>
                       <a:off x="0" y="0"/>
-                      <a:ext cx="5012616" cy="2476522"/>
+                      <a:ext cx="3429000" cy="1694124"/>
                     </a:xfrm>
                     <a:prstGeom prst="rect">
                       <a:avLst/>
@@ -80,13 +70,33 @@
                 </pic:pic>
               </a:graphicData>
             </a:graphic>
-          </wp:inline>
+          </wp:anchor>
         </w:drawing>
       </w:r>
+      <w:r>
+        <w:rPr>
+          <w:bCs/>
+          <w:szCs w:val="28"/>
+        </w:rPr>
+        <w:t xml:space="preserve">Задание 2. (86) </w:t>
+      </w:r>
+      <w:r>
+        <w:rPr>
+          <w:szCs w:val="28"/>
+        </w:rPr>
+        <w:t>На рисунке жирными точками показана цена нефти на момент закрытия биржевых торгов во все рабочие дни с 4 по 19 апреля 2002 года. По горизонтали указываются числа месяца, по вертикали — цена барреля нефти в долларах США. Для наглядности жирные точки на рисунке соединены линиями. Определите по рисунку, какого числа цена нефти на момент закрытия торгов за данный период впервые составила 25 долларов США за тонну.</w:t>
+      </w:r>
+      <w:r>
+        <w:rPr>
+          <w:szCs w:val="28"/>
+        </w:rPr>
+        <w:tab/>
+      </w:r>
     </w:p>
+    <w:p/>
     <w:sectPr>
       <w:pgSz w:w="11906" w:h="16838"/>
-      <w:pgMar w:top="1134" w:right="850" w:bottom="1134" w:left="1701" w:header="708" w:footer="708" w:gutter="0"/>
+      <w:pgMar w:top="850" w:right="850" w:bottom="850" w:left="850" w:header="708" w:footer="708" w:gutter="0"/>
       <w:cols w:space="708"/>
       <w:docGrid w:linePitch="360"/>
     </w:sectPr>
@@ -492,6 +502,14 @@
   <w:style w:type="paragraph" w:default="1" w:styleId="a">
     <w:name w:val="Normal"/>
     <w:qFormat/>
+    <w:pPr>
+      <w:spacing w:after="0" w:line="240" w:lineRule="auto"/>
+      <w:jc w:val="both"/>
+    </w:pPr>
+    <w:rPr>
+      <w:rFonts w:ascii="Times New Roman" w:hAnsi="Times New Roman" w:cs="Times New Roman"/>
+      <w:sz w:val="24"/>
+    </w:rPr>
   </w:style>
   <w:style w:type="character" w:default="1" w:styleId="a0">
     <w:name w:val="Default Paragraph Font"/>
@@ -525,11 +543,10 @@
     <w:basedOn w:val="a"/>
     <w:rsid w:val="002D2FE9"/>
     <w:pPr>
-      <w:spacing w:before="100" w:beforeAutospacing="1" w:after="100" w:afterAutospacing="1" w:line="240" w:lineRule="auto"/>
+      <w:spacing w:before="100" w:beforeAutospacing="1" w:after="100" w:afterAutospacing="1"/>
     </w:pPr>
     <w:rPr>
-      <w:rFonts w:ascii="Times New Roman" w:eastAsia="Times New Roman" w:hAnsi="Times New Roman" w:cs="Times New Roman"/>
-      <w:sz w:val="24"/>
+      <w:rFonts w:eastAsia="Times New Roman"/>
       <w:szCs w:val="24"/>
       <w:lang w:eastAsia="ru-RU"/>
     </w:rPr>

--- a/bank/task_02/variant_43.docx
+++ b/bank/task_02/variant_43.docx
@@ -2,6 +2,149 @@
 <file path=word/document.xml><?xml version="1.0" encoding="utf-8"?>
 <w:document xmlns:wpc="http://schemas.microsoft.com/office/word/2010/wordprocessingCanvas" xmlns:cx="http://schemas.microsoft.com/office/drawing/2014/chartex" xmlns:cx1="http://schemas.microsoft.com/office/drawing/2015/9/8/chartex" xmlns:cx2="http://schemas.microsoft.com/office/drawing/2015/10/21/chartex" xmlns:cx3="http://schemas.microsoft.com/office/drawing/2016/5/9/chartex" xmlns:cx4="http://schemas.microsoft.com/office/drawing/2016/5/10/chartex" xmlns:cx5="http://schemas.microsoft.com/office/drawing/2016/5/11/chartex" xmlns:cx6="http://schemas.microsoft.com/office/drawing/2016/5/12/chartex" xmlns:cx7="http://schemas.microsoft.com/office/drawing/2016/5/13/chartex" xmlns:cx8="http://schemas.microsoft.com/office/drawing/2016/5/14/chartex" xmlns:mc="http://schemas.openxmlformats.org/markup-compatibility/2006" xmlns:aink="http://schemas.microsoft.com/office/drawing/2016/ink" xmlns:am3d="http://schemas.microsoft.com/office/drawing/2017/model3d" xmlns:o="urn:schemas-microsoft-com:office:office" xmlns:r="http://schemas.openxmlformats.org/officeDocument/2006/relationships" xmlns:m="http://schemas.openxmlformats.org/officeDocument/2006/math" xmlns:v="urn:schemas-microsoft-com:vml" xmlns:wp14="http://schemas.microsoft.com/office/word/2010/wordprocessingDrawing" xmlns:wp="http://schemas.openxmlformats.org/drawingml/2006/wordprocessingDrawing" xmlns:w10="urn:schemas-microsoft-com:office:word" xmlns:w="http://schemas.openxmlformats.org/wordprocessingml/2006/main" xmlns:w14="http://schemas.microsoft.com/office/word/2010/wordml" xmlns:w15="http://schemas.microsoft.com/office/word/2012/wordml" xmlns:w16cex="http://schemas.microsoft.com/office/word/2018/wordml/cex" xmlns:w16cid="http://schemas.microsoft.com/office/word/2016/wordml/cid" xmlns:w16="http://schemas.microsoft.com/office/word/2018/wordml" xmlns:w16sdtdh="http://schemas.microsoft.com/office/word/2020/wordml/sdtdatahash" xmlns:w16se="http://schemas.microsoft.com/office/word/2015/wordml/symex" xmlns:wpg="http://schemas.microsoft.com/office/word/2010/wordprocessingGroup" xmlns:wpi="http://schemas.microsoft.com/office/word/2010/wordprocessingInk" xmlns:wne="http://schemas.microsoft.com/office/word/2006/wordml" xmlns:wps="http://schemas.microsoft.com/office/word/2010/wordprocessingShape" mc:Ignorable="w14 w15 w16se w16cid w16 w16cex w16sdtdh wp14">
   <w:body>
+    <w:tbl>
+      <w:tblPr>
+        <w:tblStyle w:val="a3"/>
+        <w:tblW w:w="5000" w:type="pct"/>
+        <w:tblBorders>
+          <w:top w:val="none" w:sz="0" w:space="0" w:color="auto"/>
+          <w:left w:val="none" w:sz="0" w:space="0" w:color="auto"/>
+          <w:bottom w:val="none" w:sz="0" w:space="0" w:color="auto"/>
+          <w:right w:val="none" w:sz="0" w:space="0" w:color="auto"/>
+          <w:insideH w:val="none" w:sz="0" w:space="0" w:color="auto"/>
+          <w:insideV w:val="none" w:sz="0" w:space="0" w:color="auto"/>
+        </w:tblBorders>
+        <w:tblLayout w:type="fixed"/>
+        <w:tblLook w:val="04A0" w:firstRow="1" w:lastRow="0" w:firstColumn="1" w:lastColumn="0" w:noHBand="0" w:noVBand="1"/>
+      </w:tblPr>
+      <w:tblGrid>
+        <w:gridCol w:w="4860"/>
+        <w:gridCol w:w="5346"/>
+      </w:tblGrid>
+      <w:tr>
+        <w:tc>
+          <w:tcPr>
+            <w:tcW w:w="2381" w:type="pct"/>
+            <w:shd w:val="clear" w:color="auto" w:fill="auto"/>
+            <w:tcMar>
+              <w:left w:w="85" w:type="dxa"/>
+              <w:right w:w="85" w:type="dxa"/>
+            </w:tcMar>
+          </w:tcPr>
+          <w:p>
+            <w:pPr>
+              <w:pStyle w:val="ds-markdown-paragraph"/>
+              <w:spacing w:before="0" w:beforeAutospacing="0" w:after="0" w:afterAutospacing="0"/>
+              <w:rPr>
+                <w:szCs w:val="28"/>
+              </w:rPr>
+            </w:pPr>
+            <w:r>
+              <w:rPr>
+                <w:bCs/>
+                <w:szCs w:val="28"/>
+              </w:rPr>
+              <w:t xml:space="preserve">Задание 2. (86) </w:t>
+            </w:r>
+            <w:r>
+              <w:rPr>
+                <w:szCs w:val="28"/>
+              </w:rPr>
+              <w:t>На рисунке жирными точками показана цена нефти на момент закрытия биржевых торгов во все рабочие дни с 4 по 19 апреля 2002 года. По горизонтали указываются числа месяца, по вертикали — цена барреля нефти в долларах США. Для наглядности жирные точки на рисунке соединены линиями. Определите по рисунку, какого числа цена нефти на момент закрытия торгов за данный период впервые составила 25 долларов США за тонну.</w:t>
+            </w:r>
+          </w:p>
+        </w:tc>
+        <w:tc>
+          <w:tcPr>
+            <w:tcW w:w="2619" w:type="pct"/>
+            <w:shd w:val="clear" w:color="auto" w:fill="auto"/>
+            <w:tcMar>
+              <w:left w:w="85" w:type="dxa"/>
+              <w:right w:w="85" w:type="dxa"/>
+            </w:tcMar>
+          </w:tcPr>
+          <w:p>
+            <w:pPr>
+              <w:pStyle w:val="ds-markdown-paragraph"/>
+              <w:spacing w:before="0" w:beforeAutospacing="0" w:after="0" w:afterAutospacing="0"/>
+              <w:jc w:val="right"/>
+              <w:rPr>
+                <w:szCs w:val="28"/>
+              </w:rPr>
+            </w:pPr>
+            <w:r>
+              <w:rPr>
+                <w:noProof/>
+              </w:rPr>
+              <w:drawing>
+                <wp:anchor distT="0" distB="0" distL="114300" distR="114300" simplePos="0" relativeHeight="251658240" behindDoc="0" locked="0" layoutInCell="1" allowOverlap="1" wp14:anchorId="3D701692" wp14:editId="79EBFC50">
+                  <wp:simplePos x="0" y="0"/>
+                  <wp:positionH relativeFrom="column">
+                    <wp:posOffset>203200</wp:posOffset>
+                  </wp:positionH>
+                  <wp:positionV relativeFrom="paragraph">
+                    <wp:posOffset>-2155190</wp:posOffset>
+                  </wp:positionV>
+                  <wp:extent cx="3429000" cy="1693545"/>
+                  <wp:effectExtent l="0" t="0" r="0" b="1905"/>
+                  <wp:wrapSquare wrapText="bothSides"/>
+                  <wp:docPr id="43" name="Рисунок 43"/>
+                  <wp:cNvGraphicFramePr>
+                    <a:graphicFrameLocks xmlns:a="http://schemas.openxmlformats.org/drawingml/2006/main" noChangeAspect="1"/>
+                  </wp:cNvGraphicFramePr>
+                  <a:graphic xmlns:a="http://schemas.openxmlformats.org/drawingml/2006/main">
+                    <a:graphicData uri="http://schemas.openxmlformats.org/drawingml/2006/picture">
+                      <pic:pic xmlns:pic="http://schemas.openxmlformats.org/drawingml/2006/picture">
+                        <pic:nvPicPr>
+                          <pic:cNvPr id="1" name=""/>
+                          <pic:cNvPicPr/>
+                        </pic:nvPicPr>
+                        <pic:blipFill>
+                          <a:blip r:embed="rId4">
+                            <a:extLst>
+                              <a:ext uri="{BEBA8EAE-BF5A-486C-A8C5-ECC9F3942E4B}">
+                                <a14:imgProps xmlns:a14="http://schemas.microsoft.com/office/drawing/2010/main">
+                                  <a14:imgLayer r:embed="rId5">
+                                    <a14:imgEffect>
+                                      <a14:artisticPhotocopy/>
+                                    </a14:imgEffect>
+                                  </a14:imgLayer>
+                                </a14:imgProps>
+                              </a:ext>
+                              <a:ext uri="{28A0092B-C50C-407E-A947-70E740481C1C}">
+                                <a14:useLocalDpi xmlns:a14="http://schemas.microsoft.com/office/drawing/2010/main" val="0"/>
+                              </a:ext>
+                            </a:extLst>
+                          </a:blip>
+                          <a:stretch>
+                            <a:fillRect/>
+                          </a:stretch>
+                        </pic:blipFill>
+                        <pic:spPr>
+                          <a:xfrm>
+                            <a:off x="0" y="0"/>
+                            <a:ext cx="3429000" cy="1693545"/>
+                          </a:xfrm>
+                          <a:prstGeom prst="rect">
+                            <a:avLst/>
+                          </a:prstGeom>
+                        </pic:spPr>
+                      </pic:pic>
+                    </a:graphicData>
+                  </a:graphic>
+                  <wp14:sizeRelH relativeFrom="margin">
+                    <wp14:pctWidth>0</wp14:pctWidth>
+                  </wp14:sizeRelH>
+                  <wp14:sizeRelV relativeFrom="margin">
+                    <wp14:pctHeight>0</wp14:pctHeight>
+                  </wp14:sizeRelV>
+                </wp:anchor>
+              </w:drawing>
+            </w:r>
+          </w:p>
+        </w:tc>
+      </w:tr>
+    </w:tbl>
     <w:p>
       <w:pPr>
         <w:pStyle w:val="ds-markdown-paragraph"/>
@@ -10,90 +153,7 @@
           <w:szCs w:val="28"/>
         </w:rPr>
       </w:pPr>
-      <w:r>
-        <w:rPr>
-          <w:noProof/>
-        </w:rPr>
-        <w:drawing>
-          <wp:anchor distT="0" distB="0" distL="114300" distR="114300" simplePos="0" relativeHeight="251658240" behindDoc="0" locked="0" layoutInCell="1" allowOverlap="1" wp14:anchorId="3D701692" wp14:editId="446D06F8">
-            <wp:simplePos x="0" y="0"/>
-            <wp:positionH relativeFrom="column">
-              <wp:posOffset>3013075</wp:posOffset>
-            </wp:positionH>
-            <wp:positionV relativeFrom="paragraph">
-              <wp:posOffset>60325</wp:posOffset>
-            </wp:positionV>
-            <wp:extent cx="3429000" cy="1694124"/>
-            <wp:effectExtent l="0" t="0" r="0" b="1905"/>
-            <wp:wrapSquare wrapText="bothSides"/>
-            <wp:docPr id="43" name="Рисунок 43"/>
-            <wp:cNvGraphicFramePr>
-              <a:graphicFrameLocks xmlns:a="http://schemas.openxmlformats.org/drawingml/2006/main" noChangeAspect="1"/>
-            </wp:cNvGraphicFramePr>
-            <a:graphic xmlns:a="http://schemas.openxmlformats.org/drawingml/2006/main">
-              <a:graphicData uri="http://schemas.openxmlformats.org/drawingml/2006/picture">
-                <pic:pic xmlns:pic="http://schemas.openxmlformats.org/drawingml/2006/picture">
-                  <pic:nvPicPr>
-                    <pic:cNvPr id="1" name=""/>
-                    <pic:cNvPicPr/>
-                  </pic:nvPicPr>
-                  <pic:blipFill>
-                    <a:blip r:embed="rId4">
-                      <a:extLst>
-                        <a:ext uri="{BEBA8EAE-BF5A-486C-A8C5-ECC9F3942E4B}">
-                          <a14:imgProps xmlns:a14="http://schemas.microsoft.com/office/drawing/2010/main">
-                            <a14:imgLayer r:embed="rId5">
-                              <a14:imgEffect>
-                                <a14:artisticPhotocopy/>
-                              </a14:imgEffect>
-                            </a14:imgLayer>
-                          </a14:imgProps>
-                        </a:ext>
-                        <a:ext uri="{28A0092B-C50C-407E-A947-70E740481C1C}">
-                          <a14:useLocalDpi xmlns:a14="http://schemas.microsoft.com/office/drawing/2010/main" val="0"/>
-                        </a:ext>
-                      </a:extLst>
-                    </a:blip>
-                    <a:stretch>
-                      <a:fillRect/>
-                    </a:stretch>
-                  </pic:blipFill>
-                  <pic:spPr>
-                    <a:xfrm>
-                      <a:off x="0" y="0"/>
-                      <a:ext cx="3429000" cy="1694124"/>
-                    </a:xfrm>
-                    <a:prstGeom prst="rect">
-                      <a:avLst/>
-                    </a:prstGeom>
-                  </pic:spPr>
-                </pic:pic>
-              </a:graphicData>
-            </a:graphic>
-          </wp:anchor>
-        </w:drawing>
-      </w:r>
-      <w:r>
-        <w:rPr>
-          <w:bCs/>
-          <w:szCs w:val="28"/>
-        </w:rPr>
-        <w:t xml:space="preserve">Задание 2. (86) </w:t>
-      </w:r>
-      <w:r>
-        <w:rPr>
-          <w:szCs w:val="28"/>
-        </w:rPr>
-        <w:t>На рисунке жирными точками показана цена нефти на момент закрытия биржевых торгов во все рабочие дни с 4 по 19 апреля 2002 года. По горизонтали указываются числа месяца, по вертикали — цена барреля нефти в долларах США. Для наглядности жирные точки на рисунке соединены линиями. Определите по рисунку, какого числа цена нефти на момент закрытия торгов за данный период впервые составила 25 долларов США за тонну.</w:t>
-      </w:r>
-      <w:r>
-        <w:rPr>
-          <w:szCs w:val="28"/>
-        </w:rPr>
-        <w:tab/>
-      </w:r>
     </w:p>
-    <w:p/>
     <w:sectPr>
       <w:pgSz w:w="11906" w:h="16838"/>
       <w:pgMar w:top="850" w:right="850" w:bottom="850" w:left="850" w:header="708" w:footer="708" w:gutter="0"/>
@@ -551,6 +611,25 @@
       <w:lang w:eastAsia="ru-RU"/>
     </w:rPr>
   </w:style>
+  <w:style w:type="table" w:styleId="a3">
+    <w:name w:val="Table Grid"/>
+    <w:basedOn w:val="a1"/>
+    <w:uiPriority w:val="39"/>
+    <w:rsid w:val="00757C3A"/>
+    <w:pPr>
+      <w:spacing w:after="0" w:line="240" w:lineRule="auto"/>
+    </w:pPr>
+    <w:tblPr>
+      <w:tblBorders>
+        <w:top w:val="single" w:sz="4" w:space="0" w:color="auto"/>
+        <w:left w:val="single" w:sz="4" w:space="0" w:color="auto"/>
+        <w:bottom w:val="single" w:sz="4" w:space="0" w:color="auto"/>
+        <w:right w:val="single" w:sz="4" w:space="0" w:color="auto"/>
+        <w:insideH w:val="single" w:sz="4" w:space="0" w:color="auto"/>
+        <w:insideV w:val="single" w:sz="4" w:space="0" w:color="auto"/>
+      </w:tblBorders>
+    </w:tblPr>
+  </w:style>
 </w:styles>
 </file>
 
